--- a/Kim12-2-2-Hibritlesme.docx
+++ b/Kim12-2-2-Hibritlesme.docx
@@ -332,18 +332,9 @@
       <w:r>
         <w:rPr>
           <w:rFonts w:ascii="Times New Roman" w:hAnsi="Times New Roman" w:cs="Times New Roman"/>
-          <w:b/>
-          <w:bCs/>
-          <w:lang w:val="tr-TR"/>
-        </w:rPr>
-        <w:t xml:space="preserve">Görsel B:</w:t>
-      </w:r>
-      <w:r>
-        <w:rPr>
-          <w:rFonts w:ascii="Times New Roman" w:hAnsi="Times New Roman" w:cs="Times New Roman"/>
-          <w:lang w:val="tr-TR"/>
-        </w:rPr>
-        <w:t xml:space="preserve"> Etan, eten ve etin moleküllerinin top-çubuk modelleri</w:t>
+          <w:lang w:val="tr-TR"/>
+        </w:rPr>
+        <w:t xml:space="preserve">Etan, eten ve etin moleküllerinin top-çubuk modelleri</w:t>
       </w:r>
     </w:p>
     <w:p>
@@ -434,7 +425,7 @@
           <w:rFonts w:ascii="Times New Roman" w:hAnsi="Times New Roman" w:cs="Times New Roman"/>
           <w:lang w:val="tr-TR"/>
         </w:rPr>
-        <w:t xml:space="preserve">), eten ve etin moleküllerinin yapı formüllerini ve Görsel B’deki modelleri inceleyerek aşağıdaki tabloyu doldurunuz. (Görsel B’deki etan molekülünde her karbon atomu, metandaki karbon atomu gibi dört atoma tekli bağlarla bağlıdır.)</w:t>
+        <w:t xml:space="preserve">), eten ve etin moleküllerinin yapı formüllerini ve yukarıdaki modelleri inceleyerek aşağıdaki tabloyu doldurunuz. (Modeldeki etan molekülünde her karbon atomu, metandaki karbon atomu gibi dört atoma tekli bağlarla bağlıdır.)</w:t>
       </w:r>
     </w:p>
     <w:p>
@@ -1115,7 +1106,7 @@
           <w:rFonts w:ascii="Times New Roman" w:hAnsi="Times New Roman" w:cs="Times New Roman"/>
           <w:lang w:val="tr-TR"/>
         </w:rPr>
-        <w:t xml:space="preserve">Aşağıda karbon atomunun temel hâl ve uyarılmış hâl enerji diyagramları ile metan, eten ve etin moleküllerinde karbon atomunun oluşturduğu orbitallerin enerji diyagramları (Görsel C), bu orbitallerin uzaydaki şekilleri ve yönelimleri (Görsel D) ve moleküllerdeki orbital örtüşmelerinin üç boyutlu gösterimi (Görsel E) verilmiştir.</w:t>
+        <w:t xml:space="preserve">Aşağıda karbon atomunun temel hâl ve uyarılmış hâl enerji diyagramları ile metan, eten ve etin moleküllerinde karbon atomunun oluşturduğu orbitallerin enerji diyagramları, bu orbitallerin uzaydaki şekilleri ve yönelimleri ve moleküllerdeki orbital örtüşmelerinin üç boyutlu gösterimi verilmiştir.</w:t>
       </w:r>
     </w:p>
     <w:p xmlns:a="http://schemas.openxmlformats.org/drawingml/2006/main" xmlns:pic="http://schemas.openxmlformats.org/drawingml/2006/picture">
@@ -1174,18 +1165,9 @@
       <w:r>
         <w:rPr>
           <w:rFonts w:ascii="Times New Roman" w:hAnsi="Times New Roman" w:cs="Times New Roman"/>
-          <w:b/>
-          <w:bCs/>
-          <w:lang w:val="tr-TR"/>
-        </w:rPr>
-        <w:t xml:space="preserve">Görsel C:</w:t>
-      </w:r>
-      <w:r>
-        <w:rPr>
-          <w:rFonts w:ascii="Times New Roman" w:hAnsi="Times New Roman" w:cs="Times New Roman"/>
-          <w:lang w:val="tr-TR"/>
-        </w:rPr>
-        <w:t xml:space="preserve"> Karbon atomunun değerlik orbitallerinin enerji diyagramları</w:t>
+          <w:lang w:val="tr-TR"/>
+        </w:rPr>
+        <w:t xml:space="preserve">Karbon atomunun değerlik orbitallerinin enerji diyagramları</w:t>
       </w:r>
     </w:p>
     <w:p xmlns:a="http://schemas.openxmlformats.org/drawingml/2006/main" xmlns:pic="http://schemas.openxmlformats.org/drawingml/2006/picture">
@@ -1244,18 +1226,9 @@
       <w:r>
         <w:rPr>
           <w:rFonts w:ascii="Times New Roman" w:hAnsi="Times New Roman" w:cs="Times New Roman"/>
-          <w:b/>
-          <w:bCs/>
-          <w:lang w:val="tr-TR"/>
-        </w:rPr>
-        <w:t xml:space="preserve">Görsel D:</w:t>
-      </w:r>
-      <w:r>
-        <w:rPr>
-          <w:rFonts w:ascii="Times New Roman" w:hAnsi="Times New Roman" w:cs="Times New Roman"/>
-          <w:lang w:val="tr-TR"/>
-        </w:rPr>
-        <w:t xml:space="preserve"> s ve p orbitalleri ile karbon atomunda oluşan yeni orbitallerin şekilleri ve yönelimleri (mavi lob: yeni oluşan orbital, turuncu: p orbitali)</w:t>
+          <w:lang w:val="tr-TR"/>
+        </w:rPr>
+        <w:t xml:space="preserve">s ve p orbitalleri ile karbon atomunda oluşan yeni orbitallerin şekilleri ve yönelimleri (mavi lob: yeni oluşan orbital, turuncu: p orbitali)</w:t>
       </w:r>
     </w:p>
     <w:p xmlns:a="http://schemas.openxmlformats.org/drawingml/2006/main" xmlns:pic="http://schemas.openxmlformats.org/drawingml/2006/picture">
@@ -1314,18 +1287,9 @@
       <w:r>
         <w:rPr>
           <w:rFonts w:ascii="Times New Roman" w:hAnsi="Times New Roman" w:cs="Times New Roman"/>
-          <w:b/>
-          <w:bCs/>
-          <w:lang w:val="tr-TR"/>
-        </w:rPr>
-        <w:t xml:space="preserve">Görsel E:</w:t>
-      </w:r>
-      <w:r>
-        <w:rPr>
-          <w:rFonts w:ascii="Times New Roman" w:hAnsi="Times New Roman" w:cs="Times New Roman"/>
-          <w:lang w:val="tr-TR"/>
-        </w:rPr>
-        <w:t xml:space="preserve"> Metan, eten ve etin moleküllerinde orbital örtüşmeleri</w:t>
+          <w:lang w:val="tr-TR"/>
+        </w:rPr>
+        <w:t xml:space="preserve">Metan, eten ve etin moleküllerinde orbital örtüşmeleri</w:t>
       </w:r>
     </w:p>
     <w:p>
@@ -1341,7 +1305,7 @@
           <w:rFonts w:ascii="Times New Roman" w:hAnsi="Times New Roman" w:cs="Times New Roman"/>
           <w:lang w:val="tr-TR"/>
         </w:rPr>
-        <w:t xml:space="preserve">Görsel C, D ve E’den elde ettiğiniz verileri aşağıdaki tabloya sistemli biçimde kaydediniz.</w:t>
+        <w:t xml:space="preserve">Yukarıdaki enerji diyagramlarından, orbital şekillerinden ve örtüşme modellerinden elde ettiğiniz verileri aşağıdaki tabloya sistemli biçimde kaydediniz.</w:t>
       </w:r>
     </w:p>
     <w:tbl>
@@ -2121,7 +2085,7 @@
           <w:rFonts w:ascii="Times New Roman" w:hAnsi="Times New Roman" w:cs="Times New Roman"/>
           <w:lang w:val="tr-TR"/>
         </w:rPr>
-        <w:t xml:space="preserve">O moleküllerindeki merkez atomlara ait orbital enerji diyagramları verilmiştir (Görsel F).</w:t>
+        <w:t xml:space="preserve">O moleküllerindeki merkez atomlara ait orbital enerji diyagramları verilmiştir.</w:t>
       </w:r>
     </w:p>
     <w:p xmlns:a="http://schemas.openxmlformats.org/drawingml/2006/main" xmlns:pic="http://schemas.openxmlformats.org/drawingml/2006/picture">
@@ -2180,18 +2144,9 @@
       <w:r>
         <w:rPr>
           <w:rFonts w:ascii="Times New Roman" w:hAnsi="Times New Roman" w:cs="Times New Roman"/>
-          <w:b/>
-          <w:bCs/>
-          <w:lang w:val="tr-TR"/>
-        </w:rPr>
-        <w:t xml:space="preserve">Görsel F:</w:t>
-      </w:r>
-      <w:r>
-        <w:rPr>
-          <w:rFonts w:ascii="Times New Roman" w:hAnsi="Times New Roman" w:cs="Times New Roman"/>
-          <w:lang w:val="tr-TR"/>
-        </w:rPr>
-        <w:t xml:space="preserve"> BeH</w:t>
+          <w:lang w:val="tr-TR"/>
+        </w:rPr>
+        <w:t xml:space="preserve">BeH</w:t>
       </w:r>
       <w:r>
         <w:rPr>
@@ -2712,7 +2667,7 @@
           <w:rFonts w:ascii="Times New Roman" w:hAnsi="Times New Roman" w:cs="Times New Roman"/>
           <w:lang w:val="tr-TR"/>
         </w:rPr>
-        <w:t xml:space="preserve">Analiz ve Keşif Atölyesi 2.2.’de karbon atomunun temel hâlde yalnızca iki yarı dolu orbitale sahip olduğunu, ancak metanda dört, etende ve etinde ise dört bağ (sırasıyla üç ve iki atomla) yaptığını belirlediniz. Görsel C’de karbon atomunun 2s orbitalindeki elektronlardan birinin boş 2p orbitaline geçtiği uyarılmış hâli incelediniz. Uyarılmış hâlde dört yarı dolu orbital bulunduğu için karbonun dört bağ yapabilmesi açıklanabilir. Bu geçiş için enerji gerekir; ancak karbonun iki yerine dört bağ yapmasıyla açığa çıkan enerji bu enerjiyi fazlasıyla karşılar. Peki uyarılmış hâldeki bir s ve üç p orbitali doğrudan bağ yapsaydı metandaki dört bağ özdeş olur muydu? Bu durumda s orbitaliyle oluşan bağın diğer üç bağdan farklı olması beklenirdi. Oysa deneysel veriler metandaki dört C–H bağının özdeş olduğunu ve bağlar arasındaki açıların 109,5° olduğunu göstermektedir.</w:t>
+        <w:t xml:space="preserve">Analiz ve Keşif Atölyesi 2.2.’de karbon atomunun temel hâlde yalnızca iki yarı dolu orbitale sahip olduğunu, ancak metanda dört, etende ve etinde ise dört bağ (sırasıyla üç ve iki atomla) yaptığını belirlediniz. Etkinlikteki enerji diyagramlarında karbon atomunun 2s orbitalindeki elektronlardan birinin boş 2p orbitaline geçtiği uyarılmış hâli incelediniz. Uyarılmış hâlde dört yarı dolu orbital bulunduğu için karbonun dört bağ yapabilmesi açıklanabilir. Bu geçiş için enerji gerekir; ancak karbonun iki yerine dört bağ yapmasıyla açığa çıkan enerji bu enerjiyi fazlasıyla karşılar. Peki uyarılmış hâldeki bir s ve üç p orbitali doğrudan bağ yapsaydı metandaki dört bağ özdeş olur muydu? Bu durumda s orbitaliyle oluşan bağın diğer üç bağdan farklı olması beklenirdi. Oysa deneysel veriler metandaki dört C–H bağının özdeş olduğunu ve bağlar arasındaki açıların 109,5° olduğunu göstermektedir.</w:t>
       </w:r>
     </w:p>
     <w:p>
@@ -2760,7 +2715,7 @@
           <w:rFonts w:ascii="Times New Roman" w:hAnsi="Times New Roman" w:cs="Times New Roman"/>
           <w:lang w:val="tr-TR"/>
         </w:rPr>
-        <w:t xml:space="preserve"> denir. Etkinlikte belirlediğiniz gibi kaç atom orbitali karışırsa o kadar hibrit orbital oluşur ve hibrit orbitallerin enerjisi karışan s ve p orbitallerinin enerjileri arasında yer alır. Hibrit orbitallerin büyük lobu tek bir yöne yönelir (Görsel D). Bu sayede bağ yapacağı atomun orbitaliyle daha etkili örtüşür ve daha sağlam sigma bağları oluşur.</w:t>
+        <w:t xml:space="preserve"> denir. Etkinlikte belirlediğiniz gibi kaç atom orbitali karışırsa o kadar hibrit orbital oluşur ve hibrit orbitallerin enerjisi karışan s ve p orbitallerinin enerjileri arasında yer alır. Hibrit orbitallerin büyük lobu tek bir yöne yönelir (Analiz ve Keşif Atölyesi 2.2.’deki orbital şekilleri). Bu sayede bağ yapacağı atomun orbitaliyle daha etkili örtüşür ve daha sağlam sigma bağları oluşur.</w:t>
       </w:r>
     </w:p>
     <w:p>
@@ -2968,7 +2923,7 @@
           <w:rFonts w:ascii="Times New Roman" w:hAnsi="Times New Roman" w:cs="Times New Roman"/>
           <w:lang w:val="tr-TR"/>
         </w:rPr>
-        <w:t xml:space="preserve"> uç uca örtüşmesiyle bir sigma bağı, hibritleşmeye katılmayan p orbitallerinin yan yana örtüşmesiyle bir pi bağı oluşur (Görsel E).</w:t>
+        <w:t xml:space="preserve"> uç uca örtüşmesiyle bir sigma bağı, hibritleşmeye katılmayan p orbitallerinin yan yana örtüşmesiyle bir pi bağı oluşur (Analiz ve Keşif Atölyesi 2.2.’deki orbital örtüşmeleri görseli).</w:t>
       </w:r>
     </w:p>
     <w:p>
@@ -3717,7 +3672,7 @@
           <w:rFonts w:ascii="Times New Roman" w:hAnsi="Times New Roman" w:cs="Times New Roman"/>
           <w:lang w:val="tr-TR"/>
         </w:rPr>
-        <w:t xml:space="preserve">Hibritleşme yalnızca karbon atomuna özgü değildir. Görsel F’de incelediğiniz gibi BeH</w:t>
+        <w:t xml:space="preserve">Hibritleşme yalnızca karbon atomuna özgü değildir. Analiz ve Keşif Atölyesi 2.2.’deki merkez atom enerji diyagramlarında incelediğiniz gibi BeH</w:t>
       </w:r>
       <w:r>
         <w:rPr>

--- a/Kim12-2-2-Hibritlesme.docx
+++ b/Kim12-2-2-Hibritlesme.docx
@@ -132,7 +132,7 @@
                 <w:rFonts w:ascii="Times New Roman" w:hAnsi="Times New Roman" w:cs="Times New Roman"/>
                 <w:lang w:val="tr-TR"/>
               </w:rPr>
-              <w:t xml:space="preserve">GÖRSEL ALANI</w:t>
+              <w:t xml:space="preserve">GÖRSEL ALANI (Shutterstock)</w:t>
             </w:r>
           </w:p>
           <w:p>
@@ -164,23 +164,7 @@
                 <w:rFonts w:ascii="Times New Roman" w:hAnsi="Times New Roman" w:cs="Times New Roman"/>
                 <w:lang w:val="tr-TR"/>
               </w:rPr>
-              <w:t xml:space="preserve">Shutterstock arama: “blue gas flame burner close up”</w:t>
-            </w:r>
-          </w:p>
-          <w:p>
-            <w:pPr>
-              <w:jc w:val="both"/>
-              <w:rPr>
-                <w:rFonts w:ascii="Times New Roman" w:hAnsi="Times New Roman" w:cs="Times New Roman"/>
-                <w:lang w:val="tr-TR"/>
-              </w:rPr>
-            </w:pPr>
-            <w:r>
-              <w:rPr>
-                <w:rFonts w:ascii="Times New Roman" w:hAnsi="Times New Roman" w:cs="Times New Roman"/>
-                <w:lang w:val="tr-TR"/>
-              </w:rPr>
-              <w:t xml:space="preserve">Shutter ID: ……………</w:t>
+              <w:t xml:space="preserve">Shutter ID: 2850219921 (fotoğraf) — Close-up of a gas burner with vibrant blue flame</w:t>
             </w:r>
           </w:p>
         </w:tc>

--- a/Kim12-2-2-Hibritlesme.docx
+++ b/Kim12-2-2-Hibritlesme.docx
@@ -239,7 +239,7 @@
           <w:rFonts w:ascii="Times New Roman" w:hAnsi="Times New Roman" w:cs="Times New Roman"/>
           <w:lang w:val="tr-TR"/>
         </w:rPr>
-        <w:t xml:space="preserve">Sınıfınızda gruplara ayrılınız. Bu etkinlikte metan, eten ve etin moleküllerindeki karbon atomlarının bağ yapma biçimlerini enerji diyagramları ve orbital modelleri üzerinden inceleyeceksiniz. Her aşamada elde ettiğiniz verileri tablolara düzenli olarak kaydediniz.</w:t>
+        <w:t xml:space="preserve">Sınıfınızda gruplara ayrılınız. Bu etkinlikte metan, eten ve etin moleküllerindeki karbon atomlarının bağ yapma biçimlerini enerji diyagramları ve orbital modelleri üzerinden inceleyeceksiniz. Her aşamada elde ettiğiniz verileri tablolara düzenli olarak kaydediniz. Diyagram ve modelleri incelerken araştırmacı ve sorgulayıcı olunuz; vardığınız her sonucu görseldeki bir ayrıntıya (enerji düzeyi, orbital sayısı, lobun yönü vb.) dayandırınız.</w:t>
       </w:r>
     </w:p>
     <w:p>
@@ -1887,6 +1887,61 @@
           <w:lang w:val="tr-TR"/>
         </w:rPr>
         <w:t xml:space="preserve">Yeni oluşan orbitallerin enerjisi, 2s ve 2p orbitallerinin enerjileriyle karşılaştırıldığında nerededir? Yeni orbitallerin enerjileri birbirine göre nasıldır?</w:t>
+      </w:r>
+    </w:p>
+    <w:p>
+      <w:pPr>
+        <w:ind w:left="720"/>
+        <w:jc w:val="both"/>
+        <w:rPr>
+          <w:rFonts w:ascii="Times New Roman" w:hAnsi="Times New Roman" w:cs="Times New Roman"/>
+          <w:lang w:val="tr-TR"/>
+        </w:rPr>
+      </w:pPr>
+      <w:r>
+        <w:rPr>
+          <w:rFonts w:ascii="Times New Roman" w:hAnsi="Times New Roman" w:cs="Times New Roman"/>
+          <w:lang w:val="tr-TR"/>
+        </w:rPr>
+        <w:t xml:space="preserve">……………………………………………………………………………………………</w:t>
+      </w:r>
+    </w:p>
+    <w:p>
+      <w:pPr>
+        <w:ind w:left="720"/>
+        <w:jc w:val="both"/>
+        <w:rPr>
+          <w:rFonts w:ascii="Times New Roman" w:hAnsi="Times New Roman" w:cs="Times New Roman"/>
+          <w:lang w:val="tr-TR"/>
+        </w:rPr>
+      </w:pPr>
+      <w:r>
+        <w:rPr>
+          <w:rFonts w:ascii="Times New Roman" w:hAnsi="Times New Roman" w:cs="Times New Roman"/>
+          <w:lang w:val="tr-TR"/>
+        </w:rPr>
+        <w:t xml:space="preserve">……………………………………………………………………………………………</w:t>
+      </w:r>
+    </w:p>
+    <w:p>
+      <w:pPr>
+        <w:pStyle w:val="ListParagraph"/>
+        <w:numPr>
+          <w:ilvl w:val="0"/>
+          <w:numId w:val="53"/>
+        </w:numPr>
+        <w:jc w:val="both"/>
+        <w:rPr>
+          <w:rFonts w:ascii="Times New Roman" w:hAnsi="Times New Roman" w:cs="Times New Roman"/>
+          <w:lang w:val="tr-TR"/>
+        </w:rPr>
+      </w:pPr>
+      <w:r>
+        <w:rPr>
+          <w:rFonts w:ascii="Times New Roman" w:hAnsi="Times New Roman" w:cs="Times New Roman"/>
+          <w:lang w:val="tr-TR"/>
+        </w:rPr>
+        <w:t xml:space="preserve">Metan, eten ve etin moleküllerindeki orbital örtüşmelerinin üç boyutlu gösterimini inceleyiniz. C–H ve C–C sigma bağları hangi orbitallerin uç uca örtüşmesiyle, pi bağları ise hangi orbitallerin yan yana örtüşmesiyle oluşmuştur? Sigma ve pi bağlarının oluşumuna ilişkin belirlediğiniz örüntüyü yazınız.</w:t>
       </w:r>
     </w:p>
     <w:p>
@@ -2651,7 +2706,22 @@
           <w:rFonts w:ascii="Times New Roman" w:hAnsi="Times New Roman" w:cs="Times New Roman"/>
           <w:lang w:val="tr-TR"/>
         </w:rPr>
-        <w:t xml:space="preserve">Analiz ve Keşif Atölyesi 2.2.’de karbon atomunun temel hâlde yalnızca iki yarı dolu orbitale sahip olduğunu, ancak metanda dört, etende ve etinde ise dört bağ (sırasıyla üç ve iki atomla) yaptığını belirlediniz. Etkinlikteki enerji diyagramlarında karbon atomunun 2s orbitalindeki elektronlardan birinin boş 2p orbitaline geçtiği uyarılmış hâli incelediniz. Uyarılmış hâlde dört yarı dolu orbital bulunduğu için karbonun dört bağ yapabilmesi açıklanabilir. Bu geçiş için enerji gerekir; ancak karbonun iki yerine dört bağ yapmasıyla açığa çıkan enerji bu enerjiyi fazlasıyla karşılar. Peki uyarılmış hâldeki bir s ve üç p orbitali doğrudan bağ yapsaydı metandaki dört bağ özdeş olur muydu? Bu durumda s orbitaliyle oluşan bağın diğer üç bağdan farklı olması beklenirdi. Oysa deneysel veriler metandaki dört C–H bağının özdeş olduğunu ve bağlar arasındaki açıların 109,5° olduğunu göstermektedir.</w:t>
+        <w:t xml:space="preserve">Karbon atomunun temel hâlde yalnızca iki yarı dolu orbitali vardır; ancak karbon, bileşiklerinin hemen hepsinde dört bağ yapar. 2s orbitalindeki elektronlardan biri boş 2p orbitaline geçtiğinde (uyarılmış hâl) dört yarı dolu orbital oluşur ve karbonun dört bağ yapabilmesi açıklanabilir. Bu geçiş için enerji gerekir; ancak karbonun iki yerine dört bağ yapmasıyla açığa çıkan enerji bu enerjiyi fazlasıyla karşılar. Uyarılmış hâldeki bir s ve üç p orbitali doğrudan bağ yapsaydı s orbitaliyle oluşan bağın diğer üç bağdan farklı olması beklenirdi. Oysa örneğin karbon tetraflorür (CF</w:t>
+      </w:r>
+      <w:r>
+        <w:rPr>
+          <w:rFonts w:ascii="Times New Roman" w:hAnsi="Times New Roman" w:cs="Times New Roman"/>
+          <w:lang w:val="tr-TR"/>
+          <w:vertAlign w:val="subscript"/>
+        </w:rPr>
+        <w:t xml:space="preserve">4</w:t>
+      </w:r>
+      <w:r>
+        <w:rPr>
+          <w:rFonts w:ascii="Times New Roman" w:hAnsi="Times New Roman" w:cs="Times New Roman"/>
+          <w:lang w:val="tr-TR"/>
+        </w:rPr>
+        <w:t xml:space="preserve">) molekülündeki dört C–F bağının uzunlukları ve enerjileri birbirine eşittir; bağlar arasındaki açıların hepsi 109,5°’tir.</w:t>
       </w:r>
     </w:p>
     <w:p>
@@ -2699,7 +2769,7 @@
           <w:rFonts w:ascii="Times New Roman" w:hAnsi="Times New Roman" w:cs="Times New Roman"/>
           <w:lang w:val="tr-TR"/>
         </w:rPr>
-        <w:t xml:space="preserve"> denir. Etkinlikte belirlediğiniz gibi kaç atom orbitali karışırsa o kadar hibrit orbital oluşur ve hibrit orbitallerin enerjisi karışan s ve p orbitallerinin enerjileri arasında yer alır. Hibrit orbitallerin büyük lobu tek bir yöne yönelir (Analiz ve Keşif Atölyesi 2.2.’deki orbital şekilleri). Bu sayede bağ yapacağı atomun orbitaliyle daha etkili örtüşür ve daha sağlam sigma bağları oluşur.</w:t>
+        <w:t xml:space="preserve"> denir. Kaç atom orbitali karışırsa o kadar hibrit orbital oluşur ve hibrit orbitallerin enerjisi karışan s ve p orbitallerinin enerjileri arasında yer alır. Hibrit orbitalin büyük lobu tek bir yöne yönelir; bu sayede hibrit orbital, bağ yapacağı atomun orbitaliyle daha etkili örtüşür ve daha sağlam sigma bağları oluşur.</w:t>
       </w:r>
     </w:p>
     <w:p>
@@ -2712,28 +2782,25 @@
       </w:pPr>
       <w:r>
         <w:rPr>
-          <w:rFonts w:ascii="Times New Roman" w:hAnsi="Times New Roman" w:cs="Times New Roman"/>
           <w:b/>
-          <w:bCs/>
+          <w:rFonts w:ascii="Times New Roman" w:hAnsi="Times New Roman" w:cs="Times New Roman"/>
           <w:lang w:val="tr-TR"/>
         </w:rPr>
         <w:t xml:space="preserve">sp</w:t>
       </w:r>
       <w:r>
         <w:rPr>
-          <w:rFonts w:ascii="Times New Roman" w:hAnsi="Times New Roman" w:cs="Times New Roman"/>
           <w:b/>
-          <w:bCs/>
+          <w:rFonts w:ascii="Times New Roman" w:hAnsi="Times New Roman" w:cs="Times New Roman"/>
+          <w:lang w:val="tr-TR"/>
           <w:vertAlign w:val="superscript"/>
-          <w:lang w:val="tr-TR"/>
         </w:rPr>
         <w:t xml:space="preserve">3</w:t>
       </w:r>
       <w:r>
         <w:rPr>
-          <w:rFonts w:ascii="Times New Roman" w:hAnsi="Times New Roman" w:cs="Times New Roman"/>
           <w:b/>
-          <w:bCs/>
+          <w:rFonts w:ascii="Times New Roman" w:hAnsi="Times New Roman" w:cs="Times New Roman"/>
           <w:lang w:val="tr-TR"/>
         </w:rPr>
         <w:t xml:space="preserve"> hibritleşmesi:</w:t>
@@ -2743,13 +2810,13 @@
           <w:rFonts w:ascii="Times New Roman" w:hAnsi="Times New Roman" w:cs="Times New Roman"/>
           <w:lang w:val="tr-TR"/>
         </w:rPr>
-        <w:t xml:space="preserve"> Metandaki karbon atomunda bir 2s ve üç 2p orbitali karışarak dört eş enerjili sp</w:t>
-      </w:r>
-      <w:r>
-        <w:rPr>
-          <w:rFonts w:ascii="Times New Roman" w:hAnsi="Times New Roman" w:cs="Times New Roman"/>
+        <w:t xml:space="preserve"> Bir 2s ve üç 2p orbitali karışarak dört eş enerjili sp</w:t>
+      </w:r>
+      <w:r>
+        <w:rPr>
+          <w:rFonts w:ascii="Times New Roman" w:hAnsi="Times New Roman" w:cs="Times New Roman"/>
+          <w:lang w:val="tr-TR"/>
           <w:vertAlign w:val="superscript"/>
-          <w:lang w:val="tr-TR"/>
         </w:rPr>
         <w:t xml:space="preserve">3</w:t>
       </w:r>
@@ -2758,13 +2825,28 @@
           <w:rFonts w:ascii="Times New Roman" w:hAnsi="Times New Roman" w:cs="Times New Roman"/>
           <w:lang w:val="tr-TR"/>
         </w:rPr>
-        <w:t xml:space="preserve"> hibrit orbitali oluşturur. Bu orbitaller birbirini en az itecek şekilde düzgün dörtyüzlünün köşelerine yönelir ve aralarında 109,5° açı bulunur. Her sp</w:t>
-      </w:r>
-      <w:r>
-        <w:rPr>
-          <w:rFonts w:ascii="Times New Roman" w:hAnsi="Times New Roman" w:cs="Times New Roman"/>
+        <w:t xml:space="preserve"> hibrit orbitali oluşturur. Bu orbitaller birbirini en az itecek şekilde düzgün dörtyüzlünün köşelerine yönelir ve aralarında 109,5° açı bulunur. CF</w:t>
+      </w:r>
+      <w:r>
+        <w:rPr>
+          <w:rFonts w:ascii="Times New Roman" w:hAnsi="Times New Roman" w:cs="Times New Roman"/>
+          <w:lang w:val="tr-TR"/>
+          <w:vertAlign w:val="subscript"/>
+        </w:rPr>
+        <w:t xml:space="preserve">4</w:t>
+      </w:r>
+      <w:r>
+        <w:rPr>
+          <w:rFonts w:ascii="Times New Roman" w:hAnsi="Times New Roman" w:cs="Times New Roman"/>
+          <w:lang w:val="tr-TR"/>
+        </w:rPr>
+        <w:t xml:space="preserve"> molekülünde karbonun her sp</w:t>
+      </w:r>
+      <w:r>
+        <w:rPr>
+          <w:rFonts w:ascii="Times New Roman" w:hAnsi="Times New Roman" w:cs="Times New Roman"/>
+          <w:lang w:val="tr-TR"/>
           <w:vertAlign w:val="superscript"/>
-          <w:lang w:val="tr-TR"/>
         </w:rPr>
         <w:t xml:space="preserve">3</w:t>
       </w:r>
@@ -2773,13 +2855,43 @@
           <w:rFonts w:ascii="Times New Roman" w:hAnsi="Times New Roman" w:cs="Times New Roman"/>
           <w:lang w:val="tr-TR"/>
         </w:rPr>
-        <w:t xml:space="preserve"> orbitali bir hidrojen atomunun 1s orbitaliyle uç uca örtüşerek bir C–H sigma bağı oluşturur. Etan molekülünde de her karbon atomu sp</w:t>
-      </w:r>
-      <w:r>
-        <w:rPr>
-          <w:rFonts w:ascii="Times New Roman" w:hAnsi="Times New Roman" w:cs="Times New Roman"/>
+        <w:t xml:space="preserve"> orbitali bir flor atomunun yarı dolu 2p orbitaliyle uç uca örtüşür; bu nedenle dört C–F bağı özdeştir. Etan (CH</w:t>
+      </w:r>
+      <w:r>
+        <w:rPr>
+          <w:rFonts w:ascii="Times New Roman" w:hAnsi="Times New Roman" w:cs="Times New Roman"/>
+          <w:lang w:val="tr-TR"/>
+          <w:vertAlign w:val="subscript"/>
+        </w:rPr>
+        <w:t xml:space="preserve">3</w:t>
+      </w:r>
+      <w:r>
+        <w:rPr>
+          <w:rFonts w:ascii="Times New Roman" w:hAnsi="Times New Roman" w:cs="Times New Roman"/>
+          <w:lang w:val="tr-TR"/>
+        </w:rPr>
+        <w:t xml:space="preserve">–CH</w:t>
+      </w:r>
+      <w:r>
+        <w:rPr>
+          <w:rFonts w:ascii="Times New Roman" w:hAnsi="Times New Roman" w:cs="Times New Roman"/>
+          <w:lang w:val="tr-TR"/>
+          <w:vertAlign w:val="subscript"/>
+        </w:rPr>
+        <w:t xml:space="preserve">3</w:t>
+      </w:r>
+      <w:r>
+        <w:rPr>
+          <w:rFonts w:ascii="Times New Roman" w:hAnsi="Times New Roman" w:cs="Times New Roman"/>
+          <w:lang w:val="tr-TR"/>
+        </w:rPr>
+        <w:t xml:space="preserve">) molekülünde de her karbon atomu sp</w:t>
+      </w:r>
+      <w:r>
+        <w:rPr>
+          <w:rFonts w:ascii="Times New Roman" w:hAnsi="Times New Roman" w:cs="Times New Roman"/>
+          <w:lang w:val="tr-TR"/>
           <w:vertAlign w:val="superscript"/>
-          <w:lang w:val="tr-TR"/>
         </w:rPr>
         <w:t xml:space="preserve">3</w:t>
       </w:r>
@@ -2788,13 +2900,13 @@
           <w:rFonts w:ascii="Times New Roman" w:hAnsi="Times New Roman" w:cs="Times New Roman"/>
           <w:lang w:val="tr-TR"/>
         </w:rPr>
-        <w:t xml:space="preserve"> hibritleşmesi yapar; karbon atomları arasındaki C–C bağı iki sp</w:t>
-      </w:r>
-      <w:r>
-        <w:rPr>
-          <w:rFonts w:ascii="Times New Roman" w:hAnsi="Times New Roman" w:cs="Times New Roman"/>
+        <w:t xml:space="preserve"> hibritleşmesi yapar. Karbon atomları arasındaki C–C bağı iki sp</w:t>
+      </w:r>
+      <w:r>
+        <w:rPr>
+          <w:rFonts w:ascii="Times New Roman" w:hAnsi="Times New Roman" w:cs="Times New Roman"/>
+          <w:lang w:val="tr-TR"/>
           <w:vertAlign w:val="superscript"/>
-          <w:lang w:val="tr-TR"/>
         </w:rPr>
         <w:t xml:space="preserve">3</w:t>
       </w:r>
@@ -2803,7 +2915,22 @@
           <w:rFonts w:ascii="Times New Roman" w:hAnsi="Times New Roman" w:cs="Times New Roman"/>
           <w:lang w:val="tr-TR"/>
         </w:rPr>
-        <w:t xml:space="preserve"> orbitalinin uç uca örtüşmesiyle oluşan bir sigma bağıdır.</w:t>
+        <w:t xml:space="preserve"> orbitalinin, C–H bağları ise sp</w:t>
+      </w:r>
+      <w:r>
+        <w:rPr>
+          <w:rFonts w:ascii="Times New Roman" w:hAnsi="Times New Roman" w:cs="Times New Roman"/>
+          <w:lang w:val="tr-TR"/>
+          <w:vertAlign w:val="superscript"/>
+        </w:rPr>
+        <w:t xml:space="preserve">3</w:t>
+      </w:r>
+      <w:r>
+        <w:rPr>
+          <w:rFonts w:ascii="Times New Roman" w:hAnsi="Times New Roman" w:cs="Times New Roman"/>
+          <w:lang w:val="tr-TR"/>
+        </w:rPr>
+        <w:t xml:space="preserve"> orbitalleri ile hidrojen atomlarının 1s orbitallerinin uç uca örtüşmesiyle oluşan sigma bağlarıdır.</w:t>
       </w:r>
     </w:p>
     <w:p>
@@ -2816,28 +2943,25 @@
       </w:pPr>
       <w:r>
         <w:rPr>
-          <w:rFonts w:ascii="Times New Roman" w:hAnsi="Times New Roman" w:cs="Times New Roman"/>
           <w:b/>
-          <w:bCs/>
+          <w:rFonts w:ascii="Times New Roman" w:hAnsi="Times New Roman" w:cs="Times New Roman"/>
           <w:lang w:val="tr-TR"/>
         </w:rPr>
         <w:t xml:space="preserve">sp</w:t>
       </w:r>
       <w:r>
         <w:rPr>
-          <w:rFonts w:ascii="Times New Roman" w:hAnsi="Times New Roman" w:cs="Times New Roman"/>
           <w:b/>
-          <w:bCs/>
+          <w:rFonts w:ascii="Times New Roman" w:hAnsi="Times New Roman" w:cs="Times New Roman"/>
+          <w:lang w:val="tr-TR"/>
           <w:vertAlign w:val="superscript"/>
-          <w:lang w:val="tr-TR"/>
         </w:rPr>
         <w:t xml:space="preserve">2</w:t>
       </w:r>
       <w:r>
         <w:rPr>
-          <w:rFonts w:ascii="Times New Roman" w:hAnsi="Times New Roman" w:cs="Times New Roman"/>
           <w:b/>
-          <w:bCs/>
+          <w:rFonts w:ascii="Times New Roman" w:hAnsi="Times New Roman" w:cs="Times New Roman"/>
           <w:lang w:val="tr-TR"/>
         </w:rPr>
         <w:t xml:space="preserve"> hibritleşmesi:</w:t>
@@ -2847,13 +2971,13 @@
           <w:rFonts w:ascii="Times New Roman" w:hAnsi="Times New Roman" w:cs="Times New Roman"/>
           <w:lang w:val="tr-TR"/>
         </w:rPr>
-        <w:t xml:space="preserve"> Etendeki her karbon atomunda bir 2s ve iki 2p orbitali karışarak üç eş enerjili sp</w:t>
-      </w:r>
-      <w:r>
-        <w:rPr>
-          <w:rFonts w:ascii="Times New Roman" w:hAnsi="Times New Roman" w:cs="Times New Roman"/>
+        <w:t xml:space="preserve"> Bir 2s ve iki 2p orbitali karışarak üç eş enerjili sp</w:t>
+      </w:r>
+      <w:r>
+        <w:rPr>
+          <w:rFonts w:ascii="Times New Roman" w:hAnsi="Times New Roman" w:cs="Times New Roman"/>
+          <w:lang w:val="tr-TR"/>
           <w:vertAlign w:val="superscript"/>
-          <w:lang w:val="tr-TR"/>
         </w:rPr>
         <w:t xml:space="preserve">2</w:t>
       </w:r>
@@ -2867,8 +2991,8 @@
       <w:r>
         <w:rPr>
           <w:rFonts w:ascii="Times New Roman" w:hAnsi="Times New Roman" w:cs="Times New Roman"/>
+          <w:lang w:val="tr-TR"/>
           <w:vertAlign w:val="superscript"/>
-          <w:lang w:val="tr-TR"/>
         </w:rPr>
         <w:t xml:space="preserve">2</w:t>
       </w:r>
@@ -2877,13 +3001,28 @@
           <w:rFonts w:ascii="Times New Roman" w:hAnsi="Times New Roman" w:cs="Times New Roman"/>
           <w:lang w:val="tr-TR"/>
         </w:rPr>
-        <w:t xml:space="preserve"> orbitali aynı düzlemde, birbirleriyle 120° açı yapacak şekilde yönelir. Hibritleşmeye katılmayan p orbitali bu düzleme diktir. Karbon atomları arasında sp</w:t>
-      </w:r>
-      <w:r>
-        <w:rPr>
-          <w:rFonts w:ascii="Times New Roman" w:hAnsi="Times New Roman" w:cs="Times New Roman"/>
+        <w:t xml:space="preserve"> orbitali aynı düzlemde, birbirleriyle 120° açı yapacak şekilde yönelir. Hibritleşmeye katılmayan p orbitali bu düzleme diktir. Örneğin metanal (H</w:t>
+      </w:r>
+      <w:r>
+        <w:rPr>
+          <w:rFonts w:ascii="Times New Roman" w:hAnsi="Times New Roman" w:cs="Times New Roman"/>
+          <w:lang w:val="tr-TR"/>
+          <w:vertAlign w:val="subscript"/>
+        </w:rPr>
+        <w:t xml:space="preserve">2</w:t>
+      </w:r>
+      <w:r>
+        <w:rPr>
+          <w:rFonts w:ascii="Times New Roman" w:hAnsi="Times New Roman" w:cs="Times New Roman"/>
+          <w:lang w:val="tr-TR"/>
+        </w:rPr>
+        <w:t xml:space="preserve">C=O) molekülünde karbon atomu sp</w:t>
+      </w:r>
+      <w:r>
+        <w:rPr>
+          <w:rFonts w:ascii="Times New Roman" w:hAnsi="Times New Roman" w:cs="Times New Roman"/>
+          <w:lang w:val="tr-TR"/>
           <w:vertAlign w:val="superscript"/>
-          <w:lang w:val="tr-TR"/>
         </w:rPr>
         <w:t xml:space="preserve">2</w:t>
       </w:r>
@@ -2892,13 +3031,13 @@
           <w:rFonts w:ascii="Times New Roman" w:hAnsi="Times New Roman" w:cs="Times New Roman"/>
           <w:lang w:val="tr-TR"/>
         </w:rPr>
-        <w:t xml:space="preserve">–sp</w:t>
-      </w:r>
-      <w:r>
-        <w:rPr>
-          <w:rFonts w:ascii="Times New Roman" w:hAnsi="Times New Roman" w:cs="Times New Roman"/>
+        <w:t xml:space="preserve"> hibritleşmesi yapar. Karbonun iki sp</w:t>
+      </w:r>
+      <w:r>
+        <w:rPr>
+          <w:rFonts w:ascii="Times New Roman" w:hAnsi="Times New Roman" w:cs="Times New Roman"/>
+          <w:lang w:val="tr-TR"/>
           <w:vertAlign w:val="superscript"/>
-          <w:lang w:val="tr-TR"/>
         </w:rPr>
         <w:t xml:space="preserve">2</w:t>
       </w:r>
@@ -2907,7 +3046,22 @@
           <w:rFonts w:ascii="Times New Roman" w:hAnsi="Times New Roman" w:cs="Times New Roman"/>
           <w:lang w:val="tr-TR"/>
         </w:rPr>
-        <w:t xml:space="preserve"> uç uca örtüşmesiyle bir sigma bağı, hibritleşmeye katılmayan p orbitallerinin yan yana örtüşmesiyle bir pi bağı oluşur (Analiz ve Keşif Atölyesi 2.2.’deki orbital örtüşmeleri görseli).</w:t>
+        <w:t xml:space="preserve"> orbitali hidrojen atomlarının 1s orbitalleriyle, üçüncü sp</w:t>
+      </w:r>
+      <w:r>
+        <w:rPr>
+          <w:rFonts w:ascii="Times New Roman" w:hAnsi="Times New Roman" w:cs="Times New Roman"/>
+          <w:lang w:val="tr-TR"/>
+          <w:vertAlign w:val="superscript"/>
+        </w:rPr>
+        <w:t xml:space="preserve">2</w:t>
+      </w:r>
+      <w:r>
+        <w:rPr>
+          <w:rFonts w:ascii="Times New Roman" w:hAnsi="Times New Roman" w:cs="Times New Roman"/>
+          <w:lang w:val="tr-TR"/>
+        </w:rPr>
+        <w:t xml:space="preserve"> orbitali ise oksijen atomunun bir orbitaliyle uç uca örtüşerek üç sigma bağı oluşturur. Karbonun hibritleşmeye katılmayan p orbitali ile oksijenin p orbitalinin yan yana örtüşmesi C=O ikili bağındaki pi bağını oluşturur.</w:t>
       </w:r>
     </w:p>
     <w:p>
@@ -2920,9 +3074,8 @@
       </w:pPr>
       <w:r>
         <w:rPr>
-          <w:rFonts w:ascii="Times New Roman" w:hAnsi="Times New Roman" w:cs="Times New Roman"/>
           <w:b/>
-          <w:bCs/>
+          <w:rFonts w:ascii="Times New Roman" w:hAnsi="Times New Roman" w:cs="Times New Roman"/>
           <w:lang w:val="tr-TR"/>
         </w:rPr>
         <w:t xml:space="preserve">sp hibritleşmesi:</w:t>
@@ -2932,7 +3085,7 @@
           <w:rFonts w:ascii="Times New Roman" w:hAnsi="Times New Roman" w:cs="Times New Roman"/>
           <w:lang w:val="tr-TR"/>
         </w:rPr>
-        <w:t xml:space="preserve"> Etindeki her karbon atomunda bir 2s ve bir 2p orbitali karışarak iki eş enerjili sp hibrit orbitali oluşturur. Bu orbitaller birbirine zıt yönde, aralarında 180° açı olacak şekilde yönelir. Hibritleşmeye katılmayan iki p orbitali hem birbirine hem de sp orbitallerinin eksenine diktir. Karbon atomları arasında sp–sp örtüşmesiyle bir sigma bağı, iki çift p orbitalinin yan yana örtüşmesiyle iki pi bağı oluşur ve C≡C üçlü bağı meydana gelir.</w:t>
+        <w:t xml:space="preserve"> Bir 2s ve bir 2p orbitali karışarak iki eş enerjili sp hibrit orbitali oluşturur. Bu orbitaller birbirine zıt yönde, aralarında 180° açı olacak şekilde yönelir. Hibritleşmeye katılmayan iki p orbitali hem birbirine hem de sp orbitallerinin eksenine diktir. Örneğin hidrojen siyanür (H–C≡N) molekülünde karbon atomu sp hibritleşmesi yapar. Karbonun sp orbitallerinden biri hidrojenin 1s orbitaliyle, diğeri azot atomunun bir orbitaliyle uç uca örtüşerek iki sigma bağı oluşturur. Karbonun hibritleşmeye katılmayan iki p orbitali azot atomunun iki p orbitaliyle yan yana örtüşerek iki pi bağı oluşturur ve C≡N üçlü bağı meydana gelir.</w:t>
       </w:r>
     </w:p>
     <w:p>
@@ -2948,7 +3101,7 @@
           <w:rFonts w:ascii="Times New Roman" w:hAnsi="Times New Roman" w:cs="Times New Roman"/>
           <w:lang w:val="tr-TR"/>
         </w:rPr>
-        <w:t xml:space="preserve">Etkinlikte belirlediğiniz örüntüler Tablo A’da özetlenmiştir. Buna göre bir karbon atomunun bağlandığı atom sayısı (sigma bağı sayısı), hibrit orbital sayısına eşittir; hibritleşmeye katılmayan p orbitalleri ise pi bağlarını oluşturur.</w:t>
+        <w:t xml:space="preserve">Karbon atomunun hibritleşme türleri Tablo A’da özetlenmiştir. Bir karbon atomunun bağlandığı atom sayısı (sigma bağı sayısı), hibrit orbital sayısına eşittir; hibritleşmeye katılmayan p orbitalleri ise pi bağlarını oluşturur.</w:t>
       </w:r>
     </w:p>
     <w:p>
@@ -3326,7 +3479,17 @@
                 <w:szCs w:val="20"/>
                 <w:lang w:val="tr-TR"/>
               </w:rPr>
-              <w:t xml:space="preserve">Metan, etan</w:t>
+              <w:t xml:space="preserve">Etan, CF</w:t>
+            </w:r>
+            <w:r>
+              <w:rPr>
+                <w:rFonts w:ascii="Times New Roman" w:hAnsi="Times New Roman" w:cs="Times New Roman"/>
+                <w:sz w:val="20"/>
+                <w:szCs w:val="20"/>
+                <w:lang w:val="tr-TR"/>
+                <w:vertAlign w:val="subscript"/>
+              </w:rPr>
+              <w:t xml:space="preserve">4</w:t>
             </w:r>
           </w:p>
         </w:tc>
@@ -3482,7 +3645,26 @@
                 <w:szCs w:val="20"/>
                 <w:lang w:val="tr-TR"/>
               </w:rPr>
-              <w:t xml:space="preserve">Eten</w:t>
+              <w:t xml:space="preserve">Metanal (H</w:t>
+            </w:r>
+            <w:r>
+              <w:rPr>
+                <w:rFonts w:ascii="Times New Roman" w:hAnsi="Times New Roman" w:cs="Times New Roman"/>
+                <w:sz w:val="20"/>
+                <w:szCs w:val="20"/>
+                <w:lang w:val="tr-TR"/>
+                <w:vertAlign w:val="subscript"/>
+              </w:rPr>
+              <w:t xml:space="preserve">2</w:t>
+            </w:r>
+            <w:r>
+              <w:rPr>
+                <w:rFonts w:ascii="Times New Roman" w:hAnsi="Times New Roman" w:cs="Times New Roman"/>
+                <w:sz w:val="20"/>
+                <w:szCs w:val="20"/>
+                <w:lang w:val="tr-TR"/>
+              </w:rPr>
+              <w:t xml:space="preserve">C=O)</w:t>
             </w:r>
           </w:p>
         </w:tc>
@@ -3628,7 +3810,7 @@
                 <w:szCs w:val="20"/>
                 <w:lang w:val="tr-TR"/>
               </w:rPr>
-              <w:t xml:space="preserve">Etin</w:t>
+              <w:t xml:space="preserve">Hidrojen siyanür (HCN)</w:t>
             </w:r>
           </w:p>
         </w:tc>
@@ -3656,13 +3838,73 @@
           <w:rFonts w:ascii="Times New Roman" w:hAnsi="Times New Roman" w:cs="Times New Roman"/>
           <w:lang w:val="tr-TR"/>
         </w:rPr>
-        <w:t xml:space="preserve">Hibritleşme yalnızca karbon atomuna özgü değildir. Analiz ve Keşif Atölyesi 2.2.’deki merkez atom enerji diyagramlarında incelediğiniz gibi BeH</w:t>
-      </w:r>
-      <w:r>
-        <w:rPr>
-          <w:rFonts w:ascii="Times New Roman" w:hAnsi="Times New Roman" w:cs="Times New Roman"/>
+        <w:t xml:space="preserve">Hibritleşme yalnızca karbon atomuna özgü değildir. Örneğin metanol (CH</w:t>
+      </w:r>
+      <w:r>
+        <w:rPr>
+          <w:rFonts w:ascii="Times New Roman" w:hAnsi="Times New Roman" w:cs="Times New Roman"/>
+          <w:lang w:val="tr-TR"/>
           <w:vertAlign w:val="subscript"/>
-          <w:lang w:val="tr-TR"/>
+        </w:rPr>
+        <w:t xml:space="preserve">3</w:t>
+      </w:r>
+      <w:r>
+        <w:rPr>
+          <w:rFonts w:ascii="Times New Roman" w:hAnsi="Times New Roman" w:cs="Times New Roman"/>
+          <w:lang w:val="tr-TR"/>
+        </w:rPr>
+        <w:t xml:space="preserve">–OH) molekülünde oksijen atomu sp</w:t>
+      </w:r>
+      <w:r>
+        <w:rPr>
+          <w:rFonts w:ascii="Times New Roman" w:hAnsi="Times New Roman" w:cs="Times New Roman"/>
+          <w:lang w:val="tr-TR"/>
+          <w:vertAlign w:val="superscript"/>
+        </w:rPr>
+        <w:t xml:space="preserve">3</w:t>
+      </w:r>
+      <w:r>
+        <w:rPr>
+          <w:rFonts w:ascii="Times New Roman" w:hAnsi="Times New Roman" w:cs="Times New Roman"/>
+          <w:lang w:val="tr-TR"/>
+        </w:rPr>
+        <w:t xml:space="preserve"> hibritleşmesi yapar; dört sp</w:t>
+      </w:r>
+      <w:r>
+        <w:rPr>
+          <w:rFonts w:ascii="Times New Roman" w:hAnsi="Times New Roman" w:cs="Times New Roman"/>
+          <w:lang w:val="tr-TR"/>
+          <w:vertAlign w:val="superscript"/>
+        </w:rPr>
+        <w:t xml:space="preserve">3</w:t>
+      </w:r>
+      <w:r>
+        <w:rPr>
+          <w:rFonts w:ascii="Times New Roman" w:hAnsi="Times New Roman" w:cs="Times New Roman"/>
+          <w:lang w:val="tr-TR"/>
+        </w:rPr>
+        <w:t xml:space="preserve"> orbitalinden ikisi karbon ve hidrojen atomlarıyla sigma bağı oluşturur, diğer ikisinde birer ortaklanmamış elektron çifti bulunur. Metilamin (CH</w:t>
+      </w:r>
+      <w:r>
+        <w:rPr>
+          <w:rFonts w:ascii="Times New Roman" w:hAnsi="Times New Roman" w:cs="Times New Roman"/>
+          <w:lang w:val="tr-TR"/>
+          <w:vertAlign w:val="subscript"/>
+        </w:rPr>
+        <w:t xml:space="preserve">3</w:t>
+      </w:r>
+      <w:r>
+        <w:rPr>
+          <w:rFonts w:ascii="Times New Roman" w:hAnsi="Times New Roman" w:cs="Times New Roman"/>
+          <w:lang w:val="tr-TR"/>
+        </w:rPr>
+        <w:t xml:space="preserve">–NH</w:t>
+      </w:r>
+      <w:r>
+        <w:rPr>
+          <w:rFonts w:ascii="Times New Roman" w:hAnsi="Times New Roman" w:cs="Times New Roman"/>
+          <w:lang w:val="tr-TR"/>
+          <w:vertAlign w:val="subscript"/>
         </w:rPr>
         <w:t xml:space="preserve">2</w:t>
       </w:r>
@@ -3671,13 +3913,13 @@
           <w:rFonts w:ascii="Times New Roman" w:hAnsi="Times New Roman" w:cs="Times New Roman"/>
           <w:lang w:val="tr-TR"/>
         </w:rPr>
-        <w:t xml:space="preserve"> molekülünde berilyum atomu sp, BH</w:t>
-      </w:r>
-      <w:r>
-        <w:rPr>
-          <w:rFonts w:ascii="Times New Roman" w:hAnsi="Times New Roman" w:cs="Times New Roman"/>
-          <w:vertAlign w:val="subscript"/>
-          <w:lang w:val="tr-TR"/>
+        <w:t xml:space="preserve">) molekülünde azot atomunun dört sp</w:t>
+      </w:r>
+      <w:r>
+        <w:rPr>
+          <w:rFonts w:ascii="Times New Roman" w:hAnsi="Times New Roman" w:cs="Times New Roman"/>
+          <w:lang w:val="tr-TR"/>
+          <w:vertAlign w:val="superscript"/>
         </w:rPr>
         <w:t xml:space="preserve">3</w:t>
       </w:r>
@@ -3686,97 +3928,7 @@
           <w:rFonts w:ascii="Times New Roman" w:hAnsi="Times New Roman" w:cs="Times New Roman"/>
           <w:lang w:val="tr-TR"/>
         </w:rPr>
-        <w:t xml:space="preserve"> molekülünde bor atomu sp</w:t>
-      </w:r>
-      <w:r>
-        <w:rPr>
-          <w:rFonts w:ascii="Times New Roman" w:hAnsi="Times New Roman" w:cs="Times New Roman"/>
-          <w:vertAlign w:val="superscript"/>
-          <w:lang w:val="tr-TR"/>
-        </w:rPr>
-        <w:t xml:space="preserve">2</w:t>
-      </w:r>
-      <w:r>
-        <w:rPr>
-          <w:rFonts w:ascii="Times New Roman" w:hAnsi="Times New Roman" w:cs="Times New Roman"/>
-          <w:lang w:val="tr-TR"/>
-        </w:rPr>
-        <w:t xml:space="preserve"> hibritleşmesi yapar. Bu atomlarda hibritleşmeye katılmayan p orbitalleri boş kalır. NH</w:t>
-      </w:r>
-      <w:r>
-        <w:rPr>
-          <w:rFonts w:ascii="Times New Roman" w:hAnsi="Times New Roman" w:cs="Times New Roman"/>
-          <w:vertAlign w:val="subscript"/>
-          <w:lang w:val="tr-TR"/>
-        </w:rPr>
-        <w:t xml:space="preserve">3</w:t>
-      </w:r>
-      <w:r>
-        <w:rPr>
-          <w:rFonts w:ascii="Times New Roman" w:hAnsi="Times New Roman" w:cs="Times New Roman"/>
-          <w:lang w:val="tr-TR"/>
-        </w:rPr>
-        <w:t xml:space="preserve"> ve H</w:t>
-      </w:r>
-      <w:r>
-        <w:rPr>
-          <w:rFonts w:ascii="Times New Roman" w:hAnsi="Times New Roman" w:cs="Times New Roman"/>
-          <w:vertAlign w:val="subscript"/>
-          <w:lang w:val="tr-TR"/>
-        </w:rPr>
-        <w:t xml:space="preserve">2</w:t>
-      </w:r>
-      <w:r>
-        <w:rPr>
-          <w:rFonts w:ascii="Times New Roman" w:hAnsi="Times New Roman" w:cs="Times New Roman"/>
-          <w:lang w:val="tr-TR"/>
-        </w:rPr>
-        <w:t xml:space="preserve">O moleküllerinde ise merkez atomlar sp</w:t>
-      </w:r>
-      <w:r>
-        <w:rPr>
-          <w:rFonts w:ascii="Times New Roman" w:hAnsi="Times New Roman" w:cs="Times New Roman"/>
-          <w:vertAlign w:val="superscript"/>
-          <w:lang w:val="tr-TR"/>
-        </w:rPr>
-        <w:t xml:space="preserve">3</w:t>
-      </w:r>
-      <w:r>
-        <w:rPr>
-          <w:rFonts w:ascii="Times New Roman" w:hAnsi="Times New Roman" w:cs="Times New Roman"/>
-          <w:lang w:val="tr-TR"/>
-        </w:rPr>
-        <w:t xml:space="preserve"> hibritleşmesi yapar. Azot atomunun dört sp</w:t>
-      </w:r>
-      <w:r>
-        <w:rPr>
-          <w:rFonts w:ascii="Times New Roman" w:hAnsi="Times New Roman" w:cs="Times New Roman"/>
-          <w:vertAlign w:val="superscript"/>
-          <w:lang w:val="tr-TR"/>
-        </w:rPr>
-        <w:t xml:space="preserve">3</w:t>
-      </w:r>
-      <w:r>
-        <w:rPr>
-          <w:rFonts w:ascii="Times New Roman" w:hAnsi="Times New Roman" w:cs="Times New Roman"/>
-          <w:lang w:val="tr-TR"/>
-        </w:rPr>
-        <w:t xml:space="preserve"> orbitalinden üçü hidrojen atomlarıyla bağ yapar, birinde ortaklanmamış elektron çifti bulunur. Oksijen atomunun sp</w:t>
-      </w:r>
-      <w:r>
-        <w:rPr>
-          <w:rFonts w:ascii="Times New Roman" w:hAnsi="Times New Roman" w:cs="Times New Roman"/>
-          <w:vertAlign w:val="superscript"/>
-          <w:lang w:val="tr-TR"/>
-        </w:rPr>
-        <w:t xml:space="preserve">3</w:t>
-      </w:r>
-      <w:r>
-        <w:rPr>
-          <w:rFonts w:ascii="Times New Roman" w:hAnsi="Times New Roman" w:cs="Times New Roman"/>
-          <w:lang w:val="tr-TR"/>
-        </w:rPr>
-        <w:t xml:space="preserve"> orbitallerinden ikisi bağ yapar, diğer ikisinde birer ortaklanmamış elektron çifti bulunur. Buna göre merkez atomun hibrit orbital sayısı, merkez atomun yaptığı sigma bağı sayısı ile ortaklanmamış elektron çifti sayısının toplamına eşittir sonucuna ulaşılabilir.</w:t>
+        <w:t xml:space="preserve"> orbitalinden üçü sigma bağı oluşturur, birinde ortaklanmamış elektron çifti bulunur. Değerlik elektronu sayısı az olan berilyum ve bor gibi atomlarda ise hibritleşmeye katılmayan p orbitalleri boş kalır. Buna göre merkez atomun hibrit orbital sayısı, merkez atomun yaptığı sigma bağı sayısı ile ortaklanmamış elektron çifti sayısının toplamına eşittir.</w:t>
       </w:r>
     </w:p>
     <w:p>
@@ -3837,7 +3989,7 @@
           <w:rFonts w:ascii="Times New Roman" w:hAnsi="Times New Roman" w:cs="Times New Roman"/>
           <w:lang w:val="tr-TR"/>
         </w:rPr>
-        <w:t xml:space="preserve">: %33, sp: %50). s orbitali çekirdeğe daha yakın olduğundan s katkısı arttıkça hibrit orbitalin elektron yoğunluğu çekirdeğe yaklaşır. Bu nedenle C–H bağının uzunluğu etanda yaklaşık 109 pm, etende 108 pm, etinde ise 106 pm’dir.</w:t>
+        <w:t xml:space="preserve">: %33, sp: %50). s orbitali çekirdeğe daha yakın olduğundan s katkısı arttıkça hibrit orbitalin elektron yoğunluğu çekirdeğe yaklaşır. Bu nedenle C–H bağının uzunluğu etanda 109,4 pm, etende 108,7 pm, etinde ise 106,1 pm’dir.</w:t>
       </w:r>
     </w:p>
     <w:p>
@@ -5285,7 +5437,37 @@
           <w:rFonts w:ascii="Times New Roman" w:hAnsi="Times New Roman" w:cs="Times New Roman"/>
           <w:lang w:val="tr-TR"/>
         </w:rPr>
-        <w:t xml:space="preserve">5. Bir öğrenci, “Metan molekülünde karbon atomunun bir 2s ve üç 2p orbitali doğrudan hidrojen atomlarıyla bağ yapar.” diyor. Metandaki C–H bağlarına ait kanıtları kullanarak bu açıklamayı değerlendiriniz.</w:t>
+        <w:t xml:space="preserve">5. Silisyum (₁₄Si), karbonla aynı grupta yer alır ve temel hâlde değerlik katmanında iki yarı dolu 3p orbitali bulunur. Bir öğrenci, “Silan (SiH</w:t>
+      </w:r>
+      <w:r>
+        <w:rPr>
+          <w:rFonts w:ascii="Times New Roman" w:hAnsi="Times New Roman" w:cs="Times New Roman"/>
+          <w:lang w:val="tr-TR"/>
+          <w:vertAlign w:val="subscript"/>
+        </w:rPr>
+        <w:t xml:space="preserve">4</w:t>
+      </w:r>
+      <w:r>
+        <w:rPr>
+          <w:rFonts w:ascii="Times New Roman" w:hAnsi="Times New Roman" w:cs="Times New Roman"/>
+          <w:lang w:val="tr-TR"/>
+        </w:rPr>
+        <w:t xml:space="preserve">) molekülünde silisyum atomunun bir 3s ve üç 3p orbitali doğrudan hidrojen atomlarıyla bağ yapar.” diyor. SiH</w:t>
+      </w:r>
+      <w:r>
+        <w:rPr>
+          <w:rFonts w:ascii="Times New Roman" w:hAnsi="Times New Roman" w:cs="Times New Roman"/>
+          <w:lang w:val="tr-TR"/>
+          <w:vertAlign w:val="subscript"/>
+        </w:rPr>
+        <w:t xml:space="preserve">4</w:t>
+      </w:r>
+      <w:r>
+        <w:rPr>
+          <w:rFonts w:ascii="Times New Roman" w:hAnsi="Times New Roman" w:cs="Times New Roman"/>
+          <w:lang w:val="tr-TR"/>
+        </w:rPr>
+        <w:t xml:space="preserve"> molekülündeki dört Si–H bağının uzunluklarının eşit ve bağlar arasındaki açıların 109,5° olduğunu kanıt olarak kullanarak bu açıklamayı değerlendiriniz.</w:t>
       </w:r>
     </w:p>
     <w:tbl>

--- a/Kim12-2-2-Hibritlesme.docx
+++ b/Kim12-2-2-Hibritlesme.docx
@@ -96,7 +96,7 @@
           <w:rFonts w:ascii="Times New Roman" w:hAnsi="Times New Roman" w:cs="Times New Roman"/>
           <w:lang w:val="tr-TR"/>
         </w:rPr>
-        <w:t xml:space="preserve"> şeklindedir ve bu dizilimde bağ yapmaya hazır yalnızca iki yarı dolu orbital bulunur. Üstelik bu orbitallerden 2s ve 2p’nin enerjileri ve şekilleri birbirinden farklıdır. Peki karbon atomu nasıl oluyor da dört özdeş bağ yapabiliyor? Eten ve etin moleküllerinde karbon atomu neden üç ya da iki atomla bağ yapar? Bir etkinlik yaparak keşfediniz. Analiz ve Keşif Atölyesi 2.2.’de kanıt kullanacaksınız: Karbon atomunun bağ sayıları, atom orbitallerinin bağıl enerjileri ve değerlik orbitallerini ölçüt olarak belirleyecek, enerji diyagramları ve orbital şekillerinden elde ettiğiniz verileri sistemli biçimde kaydedecek, hibrit orbitallerin oluşumuna ilişkin örüntüyü belirleyerek bu örüntüyü kanıtlara dayanarak açıklayacaksınız. Diyagram ve üç boyutlu modelleri okuyup yorumlamanız görsel okuryazarlığınızı, adım adım ve düzenli çalışmanız sistematik düşünme eğiliminizi geliştirecek; farklı moleküllerin merkez atomlarını karşılaştırırken araştırmacı ve sorgulayıcı bir tutumla çalışkanlık değerinizi destekleyeceksiniz.</w:t>
+        <w:t xml:space="preserve"> şeklindedir ve bu dizilimde bağ yapmaya hazır yalnızca iki yarı dolu orbital bulunur. Üstelik bu orbitallerden 2s ve 2p’nin enerjileri ve şekilleri birbirinden farklıdır. Peki karbon atomu nasıl oluyor da dört özdeş bağ yapabiliyor? Eten ve etin moleküllerinde karbon atomu neden üç ya da iki atomla bağ yapar? Bu soruların cevabını bir etkinlik yaparak keşfediniz. Analiz ve Keşif Atölyesi 2.2.’de kanıt kullanacaksınız: Karbon atomunun bağ sayıları, atom orbitallerinin bağıl enerjileri ve değerlik orbitallerini ölçüt olarak belirleyecek, enerji diyagramları ve orbital şekillerinden elde ettiğiniz verileri sistemli biçimde kaydedecek, hibrit orbitallerin oluşumuna ilişkin örüntüyü belirleyerek bu örüntüyü kanıtlara dayanarak açıklayacaksınız. Diyagram ve üç boyutlu modelleri okuyup yorumlamanız görsel okuryazarlığınızı, adım adım ve düzenli çalışmanız sistematik düşünme eğiliminizi geliştirecek; farklı moleküllerin merkez atomlarını karşılaştırırken araştırmacı ve sorgulayıcı bir tutumla çalışkanlık değerinizi destekleyeceksiniz.</w:t>
       </w:r>
     </w:p>
     <w:tbl>

--- a/Kim12-2-2-Hibritlesme.docx
+++ b/Kim12-2-2-Hibritlesme.docx
@@ -1104,7 +1104,7 @@
       <w:r>
         <w:drawing>
           <wp:inline distT="0" distB="0" distL="0" distR="0">
-            <wp:extent cx="5760000" cy="1831602"/>
+            <wp:extent cx="5757683" cy="2157988"/>
             <wp:docPr id="900002" name="Grafik 900002" descr="Karbon atomu orbital enerji diyagramları"/>
             <wp:cNvGraphicFramePr>
               <a:graphicFrameLocks noChangeAspect="1"/>
@@ -1125,7 +1125,7 @@
                   <pic:spPr>
                     <a:xfrm>
                       <a:off x="0" y="0"/>
-                      <a:ext cx="5760000" cy="1831602"/>
+                      <a:ext cx="5757683" cy="2157988"/>
                     </a:xfrm>
                     <a:prstGeom prst="rect">
                       <a:avLst/>
@@ -2138,7 +2138,7 @@
       <w:r>
         <w:drawing>
           <wp:inline distT="0" distB="0" distL="0" distR="0">
-            <wp:extent cx="5760000" cy="1391722"/>
+            <wp:extent cx="5757683" cy="3453390"/>
             <wp:docPr id="900005" name="Grafik 900005" descr="Merkez atomların orbital enerji diyagramları"/>
             <wp:cNvGraphicFramePr>
               <a:graphicFrameLocks noChangeAspect="1"/>
@@ -2159,7 +2159,7 @@
                   <pic:spPr>
                     <a:xfrm>
                       <a:off x="0" y="0"/>
-                      <a:ext cx="5760000" cy="1391722"/>
+                      <a:ext cx="5757683" cy="3453390"/>
                     </a:xfrm>
                     <a:prstGeom prst="rect">
                       <a:avLst/>

--- a/Kim12-2-2-Hibritlesme.docx
+++ b/Kim12-2-2-Hibritlesme.docx
@@ -271,7 +271,7 @@
       <w:r>
         <w:drawing>
           <wp:inline distT="0" distB="0" distL="0" distR="0">
-            <wp:extent cx="5040000" cy="1242580"/>
+            <wp:extent cx="5398018" cy="1426466"/>
             <wp:docPr id="900001" name="Grafik 900001" descr="Etan, eten, etin top-çubuk modelleri"/>
             <wp:cNvGraphicFramePr>
               <a:graphicFrameLocks noChangeAspect="1"/>
@@ -292,7 +292,7 @@
                   <pic:spPr>
                     <a:xfrm>
                       <a:off x="0" y="0"/>
-                      <a:ext cx="5040000" cy="1242580"/>
+                      <a:ext cx="5398018" cy="1426466"/>
                     </a:xfrm>
                     <a:prstGeom prst="rect">
                       <a:avLst/>

--- a/Kim12-2-2-Hibritlesme.docx
+++ b/Kim12-2-2-Hibritlesme.docx
@@ -1165,7 +1165,7 @@
       <w:r>
         <w:drawing>
           <wp:inline distT="0" distB="0" distL="0" distR="0">
-            <wp:extent cx="5760000" cy="1452420"/>
+            <wp:extent cx="5757683" cy="1871475"/>
             <wp:docPr id="900003" name="Grafik 900003" descr="Hibrit orbitallerin şekilleri"/>
             <wp:cNvGraphicFramePr>
               <a:graphicFrameLocks noChangeAspect="1"/>
@@ -1186,7 +1186,7 @@
                   <pic:spPr>
                     <a:xfrm>
                       <a:off x="0" y="0"/>
-                      <a:ext cx="5760000" cy="1452420"/>
+                      <a:ext cx="5757683" cy="1871475"/>
                     </a:xfrm>
                     <a:prstGeom prst="rect">
                       <a:avLst/>
@@ -1226,7 +1226,7 @@
       <w:r>
         <w:drawing>
           <wp:inline distT="0" distB="0" distL="0" distR="0">
-            <wp:extent cx="5760000" cy="1766912"/>
+            <wp:extent cx="5757683" cy="2301244"/>
             <wp:docPr id="900004" name="Grafik 900004" descr="Metan, eten, etin orbital örtüşmeleri"/>
             <wp:cNvGraphicFramePr>
               <a:graphicFrameLocks noChangeAspect="1"/>
@@ -1247,7 +1247,7 @@
                   <pic:spPr>
                     <a:xfrm>
                       <a:off x="0" y="0"/>
-                      <a:ext cx="5760000" cy="1766912"/>
+                      <a:ext cx="5757683" cy="2301244"/>
                     </a:xfrm>
                     <a:prstGeom prst="rect">
                       <a:avLst/>

--- a/Kim12-2-2-Hibritlesme.docx
+++ b/Kim12-2-2-Hibritlesme.docx
@@ -99,85 +99,59 @@
         <w:t xml:space="preserve"> şeklindedir ve bu dizilimde bağ yapmaya hazır yalnızca iki yarı dolu orbital bulunur. Üstelik bu orbitallerden 2s ve 2p’nin enerjileri ve şekilleri birbirinden farklıdır. Peki karbon atomu nasıl oluyor da dört özdeş bağ yapabiliyor? Eten ve etin moleküllerinde karbon atomu neden üç ya da iki atomla bağ yapar? Bu soruların cevabını bir etkinlik yaparak keşfediniz. Analiz ve Keşif Atölyesi 2.2.’de kanıt kullanacaksınız: Karbon atomunun bağ sayıları, atom orbitallerinin bağıl enerjileri ve değerlik orbitallerini ölçüt olarak belirleyecek, enerji diyagramları ve orbital şekillerinden elde ettiğiniz verileri sistemli biçimde kaydedecek, hibrit orbitallerin oluşumuna ilişkin örüntüyü belirleyerek bu örüntüyü kanıtlara dayanarak açıklayacaksınız. Diyagram ve üç boyutlu modelleri okuyup yorumlamanız görsel okuryazarlığınızı, adım adım ve düzenli çalışmanız sistematik düşünme eğiliminizi geliştirecek; farklı moleküllerin merkez atomlarını karşılaştırırken araştırmacı ve sorgulayıcı bir tutumla çalışkanlık değerinizi destekleyeceksiniz.</w:t>
       </w:r>
     </w:p>
-    <w:tbl>
-      <w:tblPr>
-        <w:tblW w:w="9000" w:type="dxa"/>
+    <w:p>
+      <w:pPr>
         <w:jc w:val="center"/>
-        <w:tblBorders>
-          <w:top w:val="single" w:sz="8" w:space="0" w:color="7F7F7F"/>
-          <w:left w:val="single" w:sz="8" w:space="0" w:color="7F7F7F"/>
-          <w:bottom w:val="single" w:sz="8" w:space="0" w:color="7F7F7F"/>
-          <w:right w:val="single" w:sz="8" w:space="0" w:color="7F7F7F"/>
-        </w:tblBorders>
-      </w:tblPr>
-      <w:tblGrid>
-        <w:gridCol w:w="9000"/>
-      </w:tblGrid>
-      <w:tr>
-        <w:tc>
-          <w:tcPr>
-            <w:tcW w:w="9000" w:type="dxa"/>
-            <w:shd w:val="clear" w:color="auto" w:fill="EDEDED"/>
-          </w:tcPr>
-          <w:p>
-            <w:pPr>
-              <w:jc w:val="both"/>
-              <w:rPr>
-                <w:rFonts w:ascii="Times New Roman" w:hAnsi="Times New Roman" w:cs="Times New Roman"/>
-                <w:lang w:val="tr-TR"/>
-              </w:rPr>
-            </w:pPr>
-            <w:r>
-              <w:rPr>
-                <w:rFonts w:ascii="Times New Roman" w:hAnsi="Times New Roman" w:cs="Times New Roman"/>
-                <w:lang w:val="tr-TR"/>
-              </w:rPr>
-              <w:t xml:space="preserve">GÖRSEL ALANI (Shutterstock)</w:t>
-            </w:r>
-          </w:p>
-          <w:p>
-            <w:pPr>
-              <w:jc w:val="both"/>
-              <w:rPr>
-                <w:rFonts w:ascii="Times New Roman" w:hAnsi="Times New Roman" w:cs="Times New Roman"/>
-                <w:lang w:val="tr-TR"/>
-              </w:rPr>
-            </w:pPr>
-            <w:r>
-              <w:rPr>
-                <w:rFonts w:ascii="Times New Roman" w:hAnsi="Times New Roman" w:cs="Times New Roman"/>
-                <w:lang w:val="tr-TR"/>
-              </w:rPr>
-              <w:t xml:space="preserve">Tarif: Bir ocak brülöründe yanan mavi doğal gaz alevi, yakın çekim (marka/logo görünmeyen).</w:t>
-            </w:r>
-          </w:p>
-          <w:p>
-            <w:pPr>
-              <w:jc w:val="both"/>
-              <w:rPr>
-                <w:rFonts w:ascii="Times New Roman" w:hAnsi="Times New Roman" w:cs="Times New Roman"/>
-                <w:lang w:val="tr-TR"/>
-              </w:rPr>
-            </w:pPr>
-            <w:r>
-              <w:rPr>
-                <w:rFonts w:ascii="Times New Roman" w:hAnsi="Times New Roman" w:cs="Times New Roman"/>
-                <w:lang w:val="tr-TR"/>
-              </w:rPr>
-              <w:t xml:space="preserve">Shutter ID: 2850219921 (fotoğraf) — Close-up of a gas burner with vibrant blue flame</w:t>
-            </w:r>
-          </w:p>
-        </w:tc>
-      </w:tr>
-    </w:tbl>
+      </w:pPr>
+      <w:r>
+        <w:drawing>
+          <wp:inline xmlns:a="http://schemas.openxmlformats.org/drawingml/2006/main" xmlns:pic="http://schemas.openxmlformats.org/drawingml/2006/picture">
+            <wp:extent cx="3085714" cy="2520000"/>
+            <wp:docPr id="900012" name="Picture 900012"/>
+            <wp:cNvGraphicFramePr>
+              <a:graphicFrameLocks noChangeAspect="1"/>
+            </wp:cNvGraphicFramePr>
+            <a:graphic>
+              <a:graphicData uri="http://schemas.openxmlformats.org/drawingml/2006/picture">
+                <pic:pic>
+                  <pic:nvPicPr>
+                    <pic:cNvPr id="0" name="2850219921_d.jpg"/>
+                    <pic:cNvPicPr/>
+                  </pic:nvPicPr>
+                  <pic:blipFill>
+                    <a:blip r:embed="rId11"/>
+                    <a:stretch>
+                      <a:fillRect/>
+                    </a:stretch>
+                  </pic:blipFill>
+                  <pic:spPr>
+                    <a:xfrm>
+                      <a:off x="0" y="0"/>
+                      <a:ext cx="3085714" cy="2520000"/>
+                    </a:xfrm>
+                    <a:prstGeom prst="rect"/>
+                  </pic:spPr>
+                </pic:pic>
+              </a:graphicData>
+            </a:graphic>
+          </wp:inline>
+        </w:drawing>
+      </w:r>
+    </w:p>
     <w:p>
       <w:pPr>
-        <w:jc w:val="both"/>
-        <w:rPr>
-          <w:rFonts w:ascii="Times New Roman" w:hAnsi="Times New Roman" w:cs="Times New Roman"/>
-          <w:lang w:val="tr-TR"/>
-        </w:rPr>
-      </w:pPr>
+        <w:jc w:val="center"/>
+      </w:pPr>
+      <w:r>
+        <w:rPr>
+          <w:rFonts w:ascii="Times New Roman" w:hAnsi="Times New Roman" w:cs="Times New Roman"/>
+          <w:b/>
+          <w:bCs/>
+          <w:highlight w:val="yellow"/>
+          <w:lang w:val="tr-TR"/>
+        </w:rPr>
+        <w:t xml:space="preserve">Shutter id: 2850219921</w:t>
+      </w:r>
     </w:p>
     <w:p>
       <w:pPr>

--- a/Kim12-2-2-Hibritlesme.docx
+++ b/Kim12-2-2-Hibritlesme.docx
@@ -51,7 +51,7 @@
           <w:rFonts w:ascii="Times New Roman" w:hAnsi="Times New Roman" w:cs="Times New Roman"/>
           <w:lang w:val="tr-TR"/>
         </w:rPr>
-        <w:t xml:space="preserve">) (Görsel A). Metan molekülünde karbon atomu dört hidrojen atomuyla bağ yapar ve bu dört C–H bağının uzunlukları, enerjileri ve bağlar arasındaki açılar birbirinin aynısıdır. Oysa karbon atomunun temel hâl elektron dizilimi 1s</w:t>
+        <w:t xml:space="preserve">) (Görsel A ve B). Metan molekülünde karbon atomu dört hidrojen atomuyla bağ yapar ve bu dört C–H bağının uzunlukları, enerjileri ve bağlar arasındaki açılar birbirinin aynısıdır. Oysa karbon atomunun temel hâl elektron dizilimi 1s</w:t>
       </w:r>
       <w:r>
         <w:rPr>
@@ -99,85 +99,195 @@
         <w:t xml:space="preserve"> şeklindedir ve bu dizilimde bağ yapmaya hazır yalnızca iki yarı dolu orbital bulunur. Üstelik bu orbitallerden 2s ve 2p’nin enerjileri ve şekilleri birbirinden farklıdır. Peki karbon atomu nasıl oluyor da dört özdeş bağ yapabiliyor? Eten ve etin moleküllerinde karbon atomu neden üç ya da iki atomla bağ yapar? Bu soruların cevabını bir etkinlik yaparak keşfediniz. Analiz ve Keşif Atölyesi 2.2.’de kanıt kullanacaksınız: Karbon atomunun bağ sayıları, atom orbitallerinin bağıl enerjileri ve değerlik orbitallerini ölçüt olarak belirleyecek, enerji diyagramları ve orbital şekillerinden elde ettiğiniz verileri sistemli biçimde kaydedecek, hibrit orbitallerin oluşumuna ilişkin örüntüyü belirleyerek bu örüntüyü kanıtlara dayanarak açıklayacaksınız. Diyagram ve üç boyutlu modelleri okuyup yorumlamanız görsel okuryazarlığınızı, adım adım ve düzenli çalışmanız sistematik düşünme eğiliminizi geliştirecek; farklı moleküllerin merkez atomlarını karşılaştırırken araştırmacı ve sorgulayıcı bir tutumla çalışkanlık değerinizi destekleyeceksiniz.</w:t>
       </w:r>
     </w:p>
-    <w:p>
-      <w:pPr>
+    <w:tbl>
+      <w:tblPr>
+        <w:tblW w:w="9000" w:type="dxa"/>
         <w:jc w:val="center"/>
-      </w:pPr>
-      <w:r>
-        <w:drawing>
-          <wp:inline xmlns:a="http://schemas.openxmlformats.org/drawingml/2006/main" xmlns:pic="http://schemas.openxmlformats.org/drawingml/2006/picture">
-            <wp:extent cx="3085714" cy="2520000"/>
-            <wp:docPr id="900012" name="Picture 900012"/>
-            <wp:cNvGraphicFramePr>
-              <a:graphicFrameLocks noChangeAspect="1"/>
-            </wp:cNvGraphicFramePr>
-            <a:graphic>
-              <a:graphicData uri="http://schemas.openxmlformats.org/drawingml/2006/picture">
-                <pic:pic>
-                  <pic:nvPicPr>
-                    <pic:cNvPr id="0" name="2850219921_d.jpg"/>
-                    <pic:cNvPicPr/>
-                  </pic:nvPicPr>
-                  <pic:blipFill>
-                    <a:blip r:embed="rId11"/>
-                    <a:stretch>
-                      <a:fillRect/>
-                    </a:stretch>
-                  </pic:blipFill>
-                  <pic:spPr>
-                    <a:xfrm>
-                      <a:off x="0" y="0"/>
-                      <a:ext cx="3085714" cy="2520000"/>
-                    </a:xfrm>
-                    <a:prstGeom prst="rect"/>
-                  </pic:spPr>
-                </pic:pic>
-              </a:graphicData>
-            </a:graphic>
-          </wp:inline>
-        </w:drawing>
-      </w:r>
-    </w:p>
-    <w:p>
-      <w:pPr>
-        <w:jc w:val="center"/>
-      </w:pPr>
-      <w:r>
-        <w:rPr>
-          <w:rFonts w:ascii="Times New Roman" w:hAnsi="Times New Roman" w:cs="Times New Roman"/>
-          <w:b/>
-          <w:bCs/>
-          <w:highlight w:val="yellow"/>
-          <w:lang w:val="tr-TR"/>
-        </w:rPr>
-        <w:t xml:space="preserve">Shutter id: 2850219921</w:t>
-      </w:r>
-    </w:p>
-    <w:p>
-      <w:pPr>
-        <w:jc w:val="center"/>
-        <w:rPr>
-          <w:rFonts w:ascii="Times New Roman" w:hAnsi="Times New Roman" w:cs="Times New Roman"/>
-          <w:lang w:val="tr-TR"/>
-        </w:rPr>
-      </w:pPr>
-      <w:r>
-        <w:rPr>
-          <w:rFonts w:ascii="Times New Roman" w:hAnsi="Times New Roman" w:cs="Times New Roman"/>
-          <w:b/>
-          <w:bCs/>
-          <w:lang w:val="tr-TR"/>
-        </w:rPr>
-        <w:t xml:space="preserve">Görsel A:</w:t>
-      </w:r>
-      <w:r>
-        <w:rPr>
-          <w:rFonts w:ascii="Times New Roman" w:hAnsi="Times New Roman" w:cs="Times New Roman"/>
-          <w:lang w:val="tr-TR"/>
-        </w:rPr>
-        <w:t xml:space="preserve"> Doğal gaz alevi</w:t>
-      </w:r>
-    </w:p>
+        <w:tblBorders>
+          <w:top w:val="nil"/>
+          <w:left w:val="nil"/>
+          <w:bottom w:val="nil"/>
+          <w:right w:val="nil"/>
+          <w:insideH w:val="nil"/>
+          <w:insideV w:val="nil"/>
+        </w:tblBorders>
+        <w:tblLayout w:type="fixed"/>
+      </w:tblPr>
+      <w:tblGrid>
+        <w:gridCol w:w="4500"/>
+        <w:gridCol w:w="4500"/>
+      </w:tblGrid>
+      <w:tr>
+        <w:tc>
+          <w:tcPr>
+            <w:tcW w:w="4500" w:type="dxa"/>
+          </w:tcPr>
+          <w:p>
+            <w:pPr>
+              <w:jc w:val="center"/>
+            </w:pPr>
+            <w:r>
+              <w:drawing>
+                <wp:inline xmlns:a="http://schemas.openxmlformats.org/drawingml/2006/main" xmlns:pic="http://schemas.openxmlformats.org/drawingml/2006/picture">
+                  <wp:extent cx="2424489" cy="1979999"/>
+                  <wp:docPr id="900012" name="Picture 900012"/>
+                  <wp:cNvGraphicFramePr>
+                    <a:graphicFrameLocks noChangeAspect="1"/>
+                  </wp:cNvGraphicFramePr>
+                  <a:graphic>
+                    <a:graphicData uri="http://schemas.openxmlformats.org/drawingml/2006/picture">
+                      <pic:pic>
+                        <pic:nvPicPr>
+                          <pic:cNvPr id="0" name="2850219921_d.jpg"/>
+                          <pic:cNvPicPr/>
+                        </pic:nvPicPr>
+                        <pic:blipFill>
+                          <a:blip r:embed="rId11"/>
+                          <a:stretch>
+                            <a:fillRect/>
+                          </a:stretch>
+                        </pic:blipFill>
+                        <pic:spPr>
+                          <a:xfrm>
+                            <a:off x="0" y="0"/>
+                            <a:ext cx="2424489" cy="1979999"/>
+                          </a:xfrm>
+                          <a:prstGeom prst="rect"/>
+                        </pic:spPr>
+                      </pic:pic>
+                    </a:graphicData>
+                  </a:graphic>
+                </wp:inline>
+              </w:drawing>
+            </w:r>
+          </w:p>
+          <w:p>
+            <w:pPr>
+              <w:jc w:val="center"/>
+            </w:pPr>
+            <w:r>
+              <w:rPr>
+                <w:rFonts w:ascii="Times New Roman" w:hAnsi="Times New Roman" w:cs="Times New Roman"/>
+                <w:b/>
+                <w:bCs/>
+                <w:highlight w:val="yellow"/>
+                <w:lang w:val="tr-TR"/>
+              </w:rPr>
+              <w:t xml:space="preserve">Shutter id: 2850219921</w:t>
+            </w:r>
+          </w:p>
+          <w:p>
+            <w:pPr>
+              <w:jc w:val="center"/>
+              <w:rPr>
+                <w:rFonts w:ascii="Times New Roman" w:hAnsi="Times New Roman" w:cs="Times New Roman"/>
+                <w:lang w:val="tr-TR"/>
+              </w:rPr>
+            </w:pPr>
+            <w:r>
+              <w:rPr>
+                <w:rFonts w:ascii="Times New Roman" w:hAnsi="Times New Roman" w:cs="Times New Roman"/>
+                <w:b/>
+                <w:bCs/>
+                <w:lang w:val="tr-TR"/>
+              </w:rPr>
+              <w:t xml:space="preserve">Görsel A:</w:t>
+            </w:r>
+            <w:r>
+              <w:rPr>
+                <w:rFonts w:ascii="Times New Roman" w:hAnsi="Times New Roman" w:cs="Times New Roman"/>
+                <w:lang w:val="tr-TR"/>
+              </w:rPr>
+              <w:t xml:space="preserve"> Doğal gaz alevi</w:t>
+            </w:r>
+          </w:p>
+        </w:tc>
+        <w:tc>
+          <w:tcPr>
+            <w:tcW w:w="4500" w:type="dxa"/>
+          </w:tcPr>
+          <w:p>
+            <w:pPr>
+              <w:jc w:val="center"/>
+            </w:pPr>
+            <w:r>
+              <w:drawing>
+                <wp:inline xmlns:a="http://schemas.openxmlformats.org/drawingml/2006/main" xmlns:pic="http://schemas.openxmlformats.org/drawingml/2006/picture">
+                  <wp:extent cx="2628000" cy="1921944"/>
+                  <wp:docPr id="900013" name="Picture 900013"/>
+                  <wp:cNvGraphicFramePr>
+                    <a:graphicFrameLocks noChangeAspect="1"/>
+                  </wp:cNvGraphicFramePr>
+                  <a:graphic>
+                    <a:graphicData uri="http://schemas.openxmlformats.org/drawingml/2006/picture">
+                      <pic:pic>
+                        <pic:nvPicPr>
+                          <pic:cNvPr id="0" name="2586341709_d.jpg"/>
+                          <pic:cNvPicPr/>
+                        </pic:nvPicPr>
+                        <pic:blipFill>
+                          <a:blip r:embed="rId12"/>
+                          <a:stretch>
+                            <a:fillRect/>
+                          </a:stretch>
+                        </pic:blipFill>
+                        <pic:spPr>
+                          <a:xfrm>
+                            <a:off x="0" y="0"/>
+                            <a:ext cx="2628000" cy="1921944"/>
+                          </a:xfrm>
+                          <a:prstGeom prst="rect"/>
+                        </pic:spPr>
+                      </pic:pic>
+                    </a:graphicData>
+                  </a:graphic>
+                </wp:inline>
+              </w:drawing>
+            </w:r>
+          </w:p>
+          <w:p>
+            <w:pPr>
+              <w:jc w:val="center"/>
+            </w:pPr>
+            <w:r>
+              <w:rPr>
+                <w:rFonts w:ascii="Times New Roman" w:hAnsi="Times New Roman" w:cs="Times New Roman"/>
+                <w:b/>
+                <w:bCs/>
+                <w:highlight w:val="yellow"/>
+                <w:lang w:val="tr-TR"/>
+              </w:rPr>
+              <w:t xml:space="preserve">Shutter id: 2586341709</w:t>
+            </w:r>
+          </w:p>
+          <w:p>
+            <w:pPr>
+              <w:jc w:val="center"/>
+              <w:rPr>
+                <w:rFonts w:ascii="Times New Roman" w:hAnsi="Times New Roman" w:cs="Times New Roman"/>
+                <w:lang w:val="tr-TR"/>
+              </w:rPr>
+            </w:pPr>
+            <w:r>
+              <w:rPr>
+                <w:rFonts w:ascii="Times New Roman" w:hAnsi="Times New Roman" w:cs="Times New Roman"/>
+                <w:b/>
+                <w:bCs/>
+                <w:lang w:val="tr-TR"/>
+              </w:rPr>
+              <w:t xml:space="preserve">Görsel B:</w:t>
+            </w:r>
+            <w:r>
+              <w:rPr>
+                <w:rFonts w:ascii="Times New Roman" w:hAnsi="Times New Roman" w:cs="Times New Roman"/>
+                <w:lang w:val="tr-TR"/>
+              </w:rPr>
+              <w:t xml:space="preserve"> Doğal gaz ocağında yemek pişirilmesi</w:t>
+            </w:r>
+          </w:p>
+        </w:tc>
+      </w:tr>
+    </w:tbl>
     <w:p>
       <w:pPr>
         <w:keepNext/>
